--- a/3.Linux/08.Finding Stuff/Linux Lab 8 - Finding Files.docx
+++ b/3.Linux/08.Finding Stuff/Linux Lab 8 - Finding Files.docx
@@ -1,6 +1,6 @@
 
 <file path=word/document.xml><?xml version="1.0" encoding="utf-8"?>
-<w:document xmlns:wpc="http://schemas.microsoft.com/office/word/2010/wordprocessingCanvas" xmlns:cx="http://schemas.microsoft.com/office/drawing/2014/chartex" xmlns:cx1="http://schemas.microsoft.com/office/drawing/2015/9/8/chartex" xmlns:cx2="http://schemas.microsoft.com/office/drawing/2015/10/21/chartex" xmlns:cx3="http://schemas.microsoft.com/office/drawing/2016/5/9/chartex" xmlns:cx4="http://schemas.microsoft.com/office/drawing/2016/5/10/chartex" xmlns:cx5="http://schemas.microsoft.com/office/drawing/2016/5/11/chartex" xmlns:cx6="http://schemas.microsoft.com/office/drawing/2016/5/12/chartex" xmlns:cx7="http://schemas.microsoft.com/office/drawing/2016/5/13/chartex" xmlns:cx8="http://schemas.microsoft.com/office/drawing/2016/5/14/chartex" xmlns:mc="http://schemas.openxmlformats.org/markup-compatibility/2006" xmlns:aink="http://schemas.microsoft.com/office/drawing/2016/ink" xmlns:am3d="http://schemas.microsoft.com/office/drawing/2017/model3d" xmlns:o="urn:schemas-microsoft-com:office:office" xmlns:oel="http://schemas.microsoft.com/office/2019/extlst" xmlns:r="http://schemas.openxmlformats.org/officeDocument/2006/relationships" xmlns:m="http://schemas.openxmlformats.org/officeDocument/2006/math" xmlns:v="urn:schemas-microsoft-com:vml" xmlns:wp14="http://schemas.microsoft.com/office/word/2010/wordprocessingDrawing" xmlns:wp="http://schemas.openxmlformats.org/drawingml/2006/wordprocessingDrawing" xmlns:w10="urn:schemas-microsoft-com:office:word" xmlns:w="http://schemas.openxmlformats.org/wordprocessingml/2006/main" xmlns:w14="http://schemas.microsoft.com/office/word/2010/wordml" xmlns:w15="http://schemas.microsoft.com/office/word/2012/wordml" xmlns:w16cex="http://schemas.microsoft.com/office/word/2018/wordml/cex" xmlns:w16cid="http://schemas.microsoft.com/office/word/2016/wordml/cid" xmlns:w16="http://schemas.microsoft.com/office/word/2018/wordml" xmlns:w16sdtdh="http://schemas.microsoft.com/office/word/2020/wordml/sdtdatahash" xmlns:w16se="http://schemas.microsoft.com/office/word/2015/wordml/symex" xmlns:wpg="http://schemas.microsoft.com/office/word/2010/wordprocessingGroup" xmlns:wpi="http://schemas.microsoft.com/office/word/2010/wordprocessingInk" xmlns:wne="http://schemas.microsoft.com/office/word/2006/wordml" xmlns:wps="http://schemas.microsoft.com/office/word/2010/wordprocessingShape" mc:Ignorable="w14 w15 w16se w16cid w16 w16cex w16sdtdh wp14">
+<w:document xmlns:wpc="http://schemas.microsoft.com/office/word/2010/wordprocessingCanvas" xmlns:cx="http://schemas.microsoft.com/office/drawing/2014/chartex" xmlns:cx1="http://schemas.microsoft.com/office/drawing/2015/9/8/chartex" xmlns:cx2="http://schemas.microsoft.com/office/drawing/2015/10/21/chartex" xmlns:cx3="http://schemas.microsoft.com/office/drawing/2016/5/9/chartex" xmlns:cx4="http://schemas.microsoft.com/office/drawing/2016/5/10/chartex" xmlns:cx5="http://schemas.microsoft.com/office/drawing/2016/5/11/chartex" xmlns:cx6="http://schemas.microsoft.com/office/drawing/2016/5/12/chartex" xmlns:cx7="http://schemas.microsoft.com/office/drawing/2016/5/13/chartex" xmlns:cx8="http://schemas.microsoft.com/office/drawing/2016/5/14/chartex" xmlns:mc="http://schemas.openxmlformats.org/markup-compatibility/2006" xmlns:aink="http://schemas.microsoft.com/office/drawing/2016/ink" xmlns:am3d="http://schemas.microsoft.com/office/drawing/2017/model3d" xmlns:o="urn:schemas-microsoft-com:office:office" xmlns:oel="http://schemas.microsoft.com/office/2019/extlst" xmlns:r="http://schemas.openxmlformats.org/officeDocument/2006/relationships" xmlns:m="http://schemas.openxmlformats.org/officeDocument/2006/math" xmlns:v="urn:schemas-microsoft-com:vml" xmlns:wp14="http://schemas.microsoft.com/office/word/2010/wordprocessingDrawing" xmlns:wp="http://schemas.openxmlformats.org/drawingml/2006/wordprocessingDrawing" xmlns:w10="urn:schemas-microsoft-com:office:word" xmlns:w="http://schemas.openxmlformats.org/wordprocessingml/2006/main" xmlns:w14="http://schemas.microsoft.com/office/word/2010/wordml" xmlns:w15="http://schemas.microsoft.com/office/word/2012/wordml" xmlns:w16cex="http://schemas.microsoft.com/office/word/2018/wordml/cex" xmlns:w16cid="http://schemas.microsoft.com/office/word/2016/wordml/cid" xmlns:w16="http://schemas.microsoft.com/office/word/2018/wordml" xmlns:w16du="http://schemas.microsoft.com/office/word/2023/wordml/word16du" xmlns:w16sdtdh="http://schemas.microsoft.com/office/word/2020/wordml/sdtdatahash" xmlns:w16se="http://schemas.microsoft.com/office/word/2015/wordml/symex" xmlns:wpg="http://schemas.microsoft.com/office/word/2010/wordprocessingGroup" xmlns:wpi="http://schemas.microsoft.com/office/word/2010/wordprocessingInk" xmlns:wne="http://schemas.microsoft.com/office/word/2006/wordml" xmlns:wps="http://schemas.microsoft.com/office/word/2010/wordprocessingShape" mc:Ignorable="w14 w15 w16se w16cid w16 w16cex w16sdtdh w16du wp14">
   <w:body>
     <w:p>
       <w:pPr>
@@ -171,8 +171,16 @@
         <w:rPr>
           <w:rFonts w:ascii="Courier New" w:hAnsi="Courier New" w:cs="Courier New"/>
         </w:rPr>
-        <w:t>sudo apt install mlocate</w:t>
-      </w:r>
+        <w:t xml:space="preserve">sudo apt install </w:t>
+      </w:r>
+      <w:proofErr w:type="spellStart"/>
+      <w:r>
+        <w:rPr>
+          <w:rFonts w:ascii="Courier New" w:hAnsi="Courier New" w:cs="Courier New"/>
+        </w:rPr>
+        <w:t>mlocate</w:t>
+      </w:r>
+      <w:proofErr w:type="spellEnd"/>
       <w:r>
         <w:rPr>
           <w:rFonts w:ascii="Courier New" w:hAnsi="Courier New" w:cs="Courier New"/>
@@ -278,8 +286,16 @@
         <w:rPr>
           <w:rFonts w:ascii="Courier New" w:hAnsi="Courier New" w:cs="Courier New"/>
         </w:rPr>
-        <w:t>touch umptyfratz</w:t>
-      </w:r>
+        <w:t xml:space="preserve">touch </w:t>
+      </w:r>
+      <w:proofErr w:type="spellStart"/>
+      <w:r>
+        <w:rPr>
+          <w:rFonts w:ascii="Courier New" w:hAnsi="Courier New" w:cs="Courier New"/>
+        </w:rPr>
+        <w:t>umptyfratz</w:t>
+      </w:r>
+      <w:proofErr w:type="spellEnd"/>
       <w:r>
         <w:tab/>
         <w:t>(you can name the file whatever you like.)</w:t>
@@ -339,7 +355,14 @@
         <w:rPr>
           <w:rFonts w:ascii="Courier New" w:hAnsi="Courier New" w:cs="Courier New"/>
         </w:rPr>
-        <w:t>sudo updated</w:t>
+        <w:t xml:space="preserve">sudo </w:t>
+      </w:r>
+      <w:proofErr w:type="spellStart"/>
+      <w:r>
+        <w:rPr>
+          <w:rFonts w:ascii="Courier New" w:hAnsi="Courier New" w:cs="Courier New"/>
+        </w:rPr>
+        <w:t>updated</w:t>
       </w:r>
       <w:r>
         <w:rPr>
@@ -347,6 +370,7 @@
         </w:rPr>
         <w:t>b</w:t>
       </w:r>
+      <w:proofErr w:type="spellEnd"/>
     </w:p>
     <w:p>
       <w:pPr>
@@ -464,7 +488,11 @@
         <w:t>usernames</w:t>
       </w:r>
       <w:r>
-        <w:t xml:space="preserve"> and permissions.  This is very handy for finding files that have the SetU</w:t>
+        <w:t xml:space="preserve"> and permissions.  This is very handy for finding files that have the </w:t>
+      </w:r>
+      <w:proofErr w:type="spellStart"/>
+      <w:r>
+        <w:t>SetU</w:t>
       </w:r>
       <w:r>
         <w:t>ser</w:t>
@@ -472,20 +500,39 @@
       <w:r>
         <w:t>ID</w:t>
       </w:r>
-      <w:r>
-        <w:t xml:space="preserve"> (suid)</w:t>
+      <w:proofErr w:type="spellEnd"/>
+      <w:r>
+        <w:t xml:space="preserve"> (</w:t>
+      </w:r>
+      <w:proofErr w:type="spellStart"/>
+      <w:r>
+        <w:t>suid</w:t>
+      </w:r>
+      <w:proofErr w:type="spellEnd"/>
+      <w:r>
+        <w:t>)</w:t>
       </w:r>
       <w:r>
         <w:t xml:space="preserve"> or </w:t>
       </w:r>
+      <w:proofErr w:type="spellStart"/>
       <w:r>
         <w:t>Set</w:t>
       </w:r>
       <w:r>
         <w:t>GroupID</w:t>
       </w:r>
-      <w:r>
-        <w:t xml:space="preserve"> (sgid)</w:t>
+      <w:proofErr w:type="spellEnd"/>
+      <w:r>
+        <w:t xml:space="preserve"> (</w:t>
+      </w:r>
+      <w:proofErr w:type="spellStart"/>
+      <w:r>
+        <w:t>sgid</w:t>
+      </w:r>
+      <w:proofErr w:type="spellEnd"/>
+      <w:r>
+        <w:t>)</w:t>
       </w:r>
       <w:r>
         <w:t xml:space="preserve"> </w:t>
@@ -497,7 +544,23 @@
         <w:t xml:space="preserve"> are owned by root.</w:t>
       </w:r>
       <w:r>
-        <w:t xml:space="preserve">  The octal mode with only suid set is 4000, and with only sgid set it is 2000.  The -perm test can find these, but it has a huge gotcha.  If you use -perm 4000 it will find only files with exactly 4000, but hardly any files are set that way.  For example, the permissions on the </w:t>
+        <w:t xml:space="preserve">  The octal mode with only </w:t>
+      </w:r>
+      <w:proofErr w:type="spellStart"/>
+      <w:r>
+        <w:t>suid</w:t>
+      </w:r>
+      <w:proofErr w:type="spellEnd"/>
+      <w:r>
+        <w:t xml:space="preserve"> set is 4000, and with only </w:t>
+      </w:r>
+      <w:proofErr w:type="spellStart"/>
+      <w:r>
+        <w:t>sgid</w:t>
+      </w:r>
+      <w:proofErr w:type="spellEnd"/>
+      <w:r>
+        <w:t xml:space="preserve"> set it is 2000.  The -perm test can find these, but it has a huge gotcha.  If you use -perm 4000 it will find only files with exactly 4000, but hardly any files are set that way.  For example, the permissions on the </w:t>
       </w:r>
       <w:r>
         <w:rPr>
@@ -518,7 +581,23 @@
         <w:t xml:space="preserve">, or </w:t>
       </w:r>
       <w:r>
-        <w:t>-rwsr-xr-x</w:t>
+        <w:t>-</w:t>
+      </w:r>
+      <w:proofErr w:type="spellStart"/>
+      <w:r>
+        <w:t>rwsr</w:t>
+      </w:r>
+      <w:proofErr w:type="spellEnd"/>
+      <w:r>
+        <w:t>-</w:t>
+      </w:r>
+      <w:proofErr w:type="spellStart"/>
+      <w:r>
+        <w:t>xr</w:t>
+      </w:r>
+      <w:proofErr w:type="spellEnd"/>
+      <w:r>
+        <w:t>-x</w:t>
       </w:r>
       <w:r>
         <w:t xml:space="preserve">, and -perm 4000 won’t find it.  However, you can change this behavior by using </w:t>
@@ -530,7 +609,15 @@
         <w:t>-perm -4000</w:t>
       </w:r>
       <w:r>
-        <w:t xml:space="preserve"> (note the dash before 4000).  In this case it will find any file that has the suid bit set regardless of the other settings.  Likewise, </w:t>
+        <w:t xml:space="preserve"> (note the dash before 4000).  In this case it will find any file that has the </w:t>
+      </w:r>
+      <w:proofErr w:type="spellStart"/>
+      <w:r>
+        <w:t>suid</w:t>
+      </w:r>
+      <w:proofErr w:type="spellEnd"/>
+      <w:r>
+        <w:t xml:space="preserve"> bit set regardless of the other settings.  Likewise, </w:t>
       </w:r>
       <w:r>
         <w:rPr>
@@ -539,7 +626,23 @@
         <w:t>-perm -2000</w:t>
       </w:r>
       <w:r>
-        <w:t xml:space="preserve"> would find files with the sgid bit set.  To find files that have the suid bit set and are owned by root (these are the dangerous ones) you would use:</w:t>
+        <w:t xml:space="preserve"> would find files with the </w:t>
+      </w:r>
+      <w:proofErr w:type="spellStart"/>
+      <w:r>
+        <w:t>sgid</w:t>
+      </w:r>
+      <w:proofErr w:type="spellEnd"/>
+      <w:r>
+        <w:t xml:space="preserve"> bit set.  To find files that have the </w:t>
+      </w:r>
+      <w:proofErr w:type="spellStart"/>
+      <w:r>
+        <w:t>suid</w:t>
+      </w:r>
+      <w:proofErr w:type="spellEnd"/>
+      <w:r>
+        <w:t xml:space="preserve"> bit set and are owned by root (these are the dangerous ones) you would use:</w:t>
       </w:r>
       <w:r>
         <w:br/>
@@ -560,7 +663,15 @@
         </w:numPr>
       </w:pPr>
       <w:r>
-        <w:t>Use the command above to find the commands that have suid root.</w:t>
+        <w:t xml:space="preserve">Use the command above to find the commands that have </w:t>
+      </w:r>
+      <w:proofErr w:type="spellStart"/>
+      <w:r>
+        <w:t>suid</w:t>
+      </w:r>
+      <w:proofErr w:type="spellEnd"/>
+      <w:r>
+        <w:t xml:space="preserve"> root.</w:t>
       </w:r>
     </w:p>
     <w:p>
@@ -572,7 +683,15 @@
         </w:numPr>
       </w:pPr>
       <w:r>
-        <w:t>It would be nice to have a file that had listed all the suid root files that are normally present</w:t>
+        <w:t xml:space="preserve">It would be nice to have a file that had listed all the </w:t>
+      </w:r>
+      <w:proofErr w:type="spellStart"/>
+      <w:r>
+        <w:t>suid</w:t>
+      </w:r>
+      <w:proofErr w:type="spellEnd"/>
+      <w:r>
+        <w:t xml:space="preserve"> root files that are normally present</w:t>
       </w:r>
       <w:r>
         <w:t xml:space="preserve">, and list them in </w:t>
@@ -810,13 +929,43 @@
         <w:rPr>
           <w:rFonts w:ascii="Courier New" w:hAnsi="Courier New" w:cs="Courier New"/>
         </w:rPr>
-        <w:t>netstat -na | grep tcp</w:t>
-      </w:r>
+        <w:t>netstat -</w:t>
+      </w:r>
+      <w:proofErr w:type="spellStart"/>
+      <w:r>
+        <w:rPr>
+          <w:rFonts w:ascii="Courier New" w:hAnsi="Courier New" w:cs="Courier New"/>
+        </w:rPr>
+        <w:t>na</w:t>
+      </w:r>
+      <w:proofErr w:type="spellEnd"/>
+      <w:r>
+        <w:rPr>
+          <w:rFonts w:ascii="Courier New" w:hAnsi="Courier New" w:cs="Courier New"/>
+        </w:rPr>
+        <w:t xml:space="preserve"> | grep </w:t>
+      </w:r>
+      <w:proofErr w:type="spellStart"/>
+      <w:r>
+        <w:rPr>
+          <w:rFonts w:ascii="Courier New" w:hAnsi="Courier New" w:cs="Courier New"/>
+        </w:rPr>
+        <w:t>tcp</w:t>
+      </w:r>
+      <w:proofErr w:type="spellEnd"/>
       <w:r>
         <w:t>.</w:t>
       </w:r>
       <w:r>
-        <w:t xml:space="preserve">  This takes the output of the netstat command and pipes it into grep.  Then grep filters out everything except the lines containing the PATTERN tcp.</w:t>
+        <w:t xml:space="preserve">  This takes the output of the netstat command and pipes it into grep.  Then grep filters out everything except the lines containing the PATTERN </w:t>
+      </w:r>
+      <w:proofErr w:type="spellStart"/>
+      <w:r>
+        <w:t>tcp</w:t>
+      </w:r>
+      <w:proofErr w:type="spellEnd"/>
+      <w:r>
+        <w:t>.</w:t>
       </w:r>
     </w:p>
     <w:p>
@@ -827,8 +976,16 @@
         <w:rPr>
           <w:rFonts w:ascii="Courier New" w:hAnsi="Courier New" w:cs="Courier New"/>
         </w:rPr>
-        <w:t>grep PATTERN FilePath</w:t>
-      </w:r>
+        <w:t xml:space="preserve">grep PATTERN </w:t>
+      </w:r>
+      <w:proofErr w:type="spellStart"/>
+      <w:r>
+        <w:rPr>
+          <w:rFonts w:ascii="Courier New" w:hAnsi="Courier New" w:cs="Courier New"/>
+        </w:rPr>
+        <w:t>FilePath</w:t>
+      </w:r>
+      <w:proofErr w:type="spellEnd"/>
       <w:r>
         <w:t>.  There is a helpful option we can use when searching for files, -r</w:t>
       </w:r>
@@ -838,21 +995,25 @@
       <w:r>
         <w:t xml:space="preserve"> where r means recursive.  It will search the directory we list in </w:t>
       </w:r>
+      <w:proofErr w:type="spellStart"/>
       <w:r>
         <w:rPr>
           <w:rFonts w:ascii="Courier New" w:hAnsi="Courier New" w:cs="Courier New"/>
         </w:rPr>
         <w:t>FilePath</w:t>
       </w:r>
+      <w:proofErr w:type="spellEnd"/>
       <w:r>
         <w:t xml:space="preserve">, and all subdirectories of </w:t>
       </w:r>
+      <w:proofErr w:type="spellStart"/>
       <w:r>
         <w:rPr>
           <w:rFonts w:ascii="Courier New" w:hAnsi="Courier New" w:cs="Courier New"/>
         </w:rPr>
         <w:t>FilePath</w:t>
       </w:r>
+      <w:proofErr w:type="spellEnd"/>
       <w:r>
         <w:t xml:space="preserve">.  (Note:  It is not usually a good idea to search recursively from the file system root, i.e. </w:t>
       </w:r>
@@ -860,7 +1021,21 @@
         <w:rPr>
           <w:rFonts w:ascii="Courier New" w:hAnsi="Courier New" w:cs="Courier New"/>
         </w:rPr>
-        <w:t>grep -r somestuff /</w:t>
+        <w:t xml:space="preserve">grep -r </w:t>
+      </w:r>
+      <w:proofErr w:type="spellStart"/>
+      <w:r>
+        <w:rPr>
+          <w:rFonts w:ascii="Courier New" w:hAnsi="Courier New" w:cs="Courier New"/>
+        </w:rPr>
+        <w:t>somestuff</w:t>
+      </w:r>
+      <w:proofErr w:type="spellEnd"/>
+      <w:r>
+        <w:rPr>
+          <w:rFonts w:ascii="Courier New" w:hAnsi="Courier New" w:cs="Courier New"/>
+        </w:rPr>
+        <w:t xml:space="preserve"> /</w:t>
       </w:r>
       <w:r>
         <w:t xml:space="preserve">  .  The grep command will have to examine the content of every file on the computer, which takes a lot of resources and time.)</w:t>
@@ -875,7 +1050,23 @@
         </w:numPr>
       </w:pPr>
       <w:r>
-        <w:t>Look to see if the word “scrub” is in any file in the /etc directory or any of the /etc subdirectories.  Note:  there is no significance to the word scrub.  It is just a word that will give you a few answers, but not fill your screen to overflowing.</w:t>
+        <w:t>Look to see if the word “scrub” is in any file in the /</w:t>
+      </w:r>
+      <w:proofErr w:type="spellStart"/>
+      <w:r>
+        <w:t>etc</w:t>
+      </w:r>
+      <w:proofErr w:type="spellEnd"/>
+      <w:r>
+        <w:t xml:space="preserve"> directory or any of the /</w:t>
+      </w:r>
+      <w:proofErr w:type="spellStart"/>
+      <w:r>
+        <w:t>etc</w:t>
+      </w:r>
+      <w:proofErr w:type="spellEnd"/>
+      <w:r>
+        <w:t xml:space="preserve"> subdirectories.  Note:  there is no significance to the word scrub.  It is just a word that will give you a few answers, but not fill your screen to overflowing.</w:t>
       </w:r>
     </w:p>
     <w:p>
@@ -909,11 +1100,19 @@
       <w:r>
         <w:t xml:space="preserve">, and pipe it into </w:t>
       </w:r>
-      <w:r>
-        <w:rPr>
-          <w:rFonts w:ascii="Courier New" w:hAnsi="Courier New" w:cs="Courier New"/>
-        </w:rPr>
-        <w:t>wc -l</w:t>
+      <w:proofErr w:type="spellStart"/>
+      <w:r>
+        <w:rPr>
+          <w:rFonts w:ascii="Courier New" w:hAnsi="Courier New" w:cs="Courier New"/>
+        </w:rPr>
+        <w:t>wc</w:t>
+      </w:r>
+      <w:proofErr w:type="spellEnd"/>
+      <w:r>
+        <w:rPr>
+          <w:rFonts w:ascii="Courier New" w:hAnsi="Courier New" w:cs="Courier New"/>
+        </w:rPr>
+        <w:t xml:space="preserve"> -l</w:t>
       </w:r>
       <w:r>
         <w:t xml:space="preserve">.  This will count the lines in your file and tell us how many </w:t>
@@ -940,7 +1139,32 @@
         <w:t>?</w:t>
       </w:r>
     </w:p>
-    <w:p/>
+    <w:p>
+      <w:pPr>
+        <w:pStyle w:val="Heading1"/>
+      </w:pPr>
+      <w:r>
+        <w:t>Extra Fun</w:t>
+      </w:r>
+    </w:p>
+    <w:p>
+      <w:r>
+        <w:t>The grep application uses regular expressions, which are very powerful wild cards.  You can familiarize yourself with the basics of regex with this web site.</w:t>
+      </w:r>
+    </w:p>
+    <w:p>
+      <w:hyperlink r:id="rId6" w:history="1">
+        <w:r>
+          <w:rPr>
+            <w:rStyle w:val="Hyperlink"/>
+          </w:rPr>
+          <w:t>https://regexone.com/</w:t>
+        </w:r>
+      </w:hyperlink>
+      <w:r>
+        <w:t xml:space="preserve"> </w:t>
+      </w:r>
+    </w:p>
     <w:sectPr>
       <w:pgSz w:w="12240" w:h="15840"/>
       <w:pgMar w:top="1440" w:right="1440" w:bottom="1440" w:left="1440" w:header="720" w:footer="720" w:gutter="0"/>
@@ -952,7 +1176,7 @@
 </file>
 
 <file path=word/numbering.xml><?xml version="1.0" encoding="utf-8"?>
-<w:numbering xmlns:wpc="http://schemas.microsoft.com/office/word/2010/wordprocessingCanvas" xmlns:cx="http://schemas.microsoft.com/office/drawing/2014/chartex" xmlns:cx1="http://schemas.microsoft.com/office/drawing/2015/9/8/chartex" xmlns:cx2="http://schemas.microsoft.com/office/drawing/2015/10/21/chartex" xmlns:cx3="http://schemas.microsoft.com/office/drawing/2016/5/9/chartex" xmlns:cx4="http://schemas.microsoft.com/office/drawing/2016/5/10/chartex" xmlns:cx5="http://schemas.microsoft.com/office/drawing/2016/5/11/chartex" xmlns:cx6="http://schemas.microsoft.com/office/drawing/2016/5/12/chartex" xmlns:cx7="http://schemas.microsoft.com/office/drawing/2016/5/13/chartex" xmlns:cx8="http://schemas.microsoft.com/office/drawing/2016/5/14/chartex" xmlns:mc="http://schemas.openxmlformats.org/markup-compatibility/2006" xmlns:aink="http://schemas.microsoft.com/office/drawing/2016/ink" xmlns:am3d="http://schemas.microsoft.com/office/drawing/2017/model3d" xmlns:o="urn:schemas-microsoft-com:office:office" xmlns:oel="http://schemas.microsoft.com/office/2019/extlst" xmlns:r="http://schemas.openxmlformats.org/officeDocument/2006/relationships" xmlns:m="http://schemas.openxmlformats.org/officeDocument/2006/math" xmlns:v="urn:schemas-microsoft-com:vml" xmlns:wp14="http://schemas.microsoft.com/office/word/2010/wordprocessingDrawing" xmlns:wp="http://schemas.openxmlformats.org/drawingml/2006/wordprocessingDrawing" xmlns:w10="urn:schemas-microsoft-com:office:word" xmlns:w="http://schemas.openxmlformats.org/wordprocessingml/2006/main" xmlns:w14="http://schemas.microsoft.com/office/word/2010/wordml" xmlns:w15="http://schemas.microsoft.com/office/word/2012/wordml" xmlns:w16cex="http://schemas.microsoft.com/office/word/2018/wordml/cex" xmlns:w16cid="http://schemas.microsoft.com/office/word/2016/wordml/cid" xmlns:w16="http://schemas.microsoft.com/office/word/2018/wordml" xmlns:w16sdtdh="http://schemas.microsoft.com/office/word/2020/wordml/sdtdatahash" xmlns:w16se="http://schemas.microsoft.com/office/word/2015/wordml/symex" xmlns:wpg="http://schemas.microsoft.com/office/word/2010/wordprocessingGroup" xmlns:wpi="http://schemas.microsoft.com/office/word/2010/wordprocessingInk" xmlns:wne="http://schemas.microsoft.com/office/word/2006/wordml" xmlns:wps="http://schemas.microsoft.com/office/word/2010/wordprocessingShape" mc:Ignorable="w14 w15 w16se w16cid w16 w16cex w16sdtdh wp14">
+<w:numbering xmlns:wpc="http://schemas.microsoft.com/office/word/2010/wordprocessingCanvas" xmlns:cx="http://schemas.microsoft.com/office/drawing/2014/chartex" xmlns:cx1="http://schemas.microsoft.com/office/drawing/2015/9/8/chartex" xmlns:cx2="http://schemas.microsoft.com/office/drawing/2015/10/21/chartex" xmlns:cx3="http://schemas.microsoft.com/office/drawing/2016/5/9/chartex" xmlns:cx4="http://schemas.microsoft.com/office/drawing/2016/5/10/chartex" xmlns:cx5="http://schemas.microsoft.com/office/drawing/2016/5/11/chartex" xmlns:cx6="http://schemas.microsoft.com/office/drawing/2016/5/12/chartex" xmlns:cx7="http://schemas.microsoft.com/office/drawing/2016/5/13/chartex" xmlns:cx8="http://schemas.microsoft.com/office/drawing/2016/5/14/chartex" xmlns:mc="http://schemas.openxmlformats.org/markup-compatibility/2006" xmlns:aink="http://schemas.microsoft.com/office/drawing/2016/ink" xmlns:am3d="http://schemas.microsoft.com/office/drawing/2017/model3d" xmlns:o="urn:schemas-microsoft-com:office:office" xmlns:oel="http://schemas.microsoft.com/office/2019/extlst" xmlns:r="http://schemas.openxmlformats.org/officeDocument/2006/relationships" xmlns:m="http://schemas.openxmlformats.org/officeDocument/2006/math" xmlns:v="urn:schemas-microsoft-com:vml" xmlns:wp14="http://schemas.microsoft.com/office/word/2010/wordprocessingDrawing" xmlns:wp="http://schemas.openxmlformats.org/drawingml/2006/wordprocessingDrawing" xmlns:w10="urn:schemas-microsoft-com:office:word" xmlns:w="http://schemas.openxmlformats.org/wordprocessingml/2006/main" xmlns:w14="http://schemas.microsoft.com/office/word/2010/wordml" xmlns:w15="http://schemas.microsoft.com/office/word/2012/wordml" xmlns:w16cex="http://schemas.microsoft.com/office/word/2018/wordml/cex" xmlns:w16cid="http://schemas.microsoft.com/office/word/2016/wordml/cid" xmlns:w16="http://schemas.microsoft.com/office/word/2018/wordml" xmlns:w16du="http://schemas.microsoft.com/office/word/2023/wordml/word16du" xmlns:w16sdtdh="http://schemas.microsoft.com/office/word/2020/wordml/sdtdatahash" xmlns:w16se="http://schemas.microsoft.com/office/word/2015/wordml/symex" xmlns:wpg="http://schemas.microsoft.com/office/word/2010/wordprocessingGroup" xmlns:wpi="http://schemas.microsoft.com/office/word/2010/wordprocessingInk" xmlns:wne="http://schemas.microsoft.com/office/word/2006/wordml" xmlns:wps="http://schemas.microsoft.com/office/word/2010/wordprocessingShape" mc:Ignorable="w14 w15 w16se w16cid w16 w16cex w16sdtdh w16du wp14">
   <w:abstractNum w:abstractNumId="0" w15:restartNumberingAfterBreak="0">
     <w:nsid w:val="07BB4C16"/>
     <w:multiLevelType w:val="hybridMultilevel"/>
@@ -1405,7 +1629,7 @@
 </file>
 
 <file path=word/styles.xml><?xml version="1.0" encoding="utf-8"?>
-<w:styles xmlns:mc="http://schemas.openxmlformats.org/markup-compatibility/2006" xmlns:r="http://schemas.openxmlformats.org/officeDocument/2006/relationships" xmlns:w="http://schemas.openxmlformats.org/wordprocessingml/2006/main" xmlns:w14="http://schemas.microsoft.com/office/word/2010/wordml" xmlns:w15="http://schemas.microsoft.com/office/word/2012/wordml" xmlns:w16cex="http://schemas.microsoft.com/office/word/2018/wordml/cex" xmlns:w16cid="http://schemas.microsoft.com/office/word/2016/wordml/cid" xmlns:w16="http://schemas.microsoft.com/office/word/2018/wordml" xmlns:w16sdtdh="http://schemas.microsoft.com/office/word/2020/wordml/sdtdatahash" xmlns:w16se="http://schemas.microsoft.com/office/word/2015/wordml/symex" mc:Ignorable="w14 w15 w16se w16cid w16 w16cex w16sdtdh">
+<w:styles xmlns:mc="http://schemas.openxmlformats.org/markup-compatibility/2006" xmlns:r="http://schemas.openxmlformats.org/officeDocument/2006/relationships" xmlns:w="http://schemas.openxmlformats.org/wordprocessingml/2006/main" xmlns:w14="http://schemas.microsoft.com/office/word/2010/wordml" xmlns:w15="http://schemas.microsoft.com/office/word/2012/wordml" xmlns:w16cex="http://schemas.microsoft.com/office/word/2018/wordml/cex" xmlns:w16cid="http://schemas.microsoft.com/office/word/2016/wordml/cid" xmlns:w16="http://schemas.microsoft.com/office/word/2018/wordml" xmlns:w16du="http://schemas.microsoft.com/office/word/2023/wordml/word16du" xmlns:w16sdtdh="http://schemas.microsoft.com/office/word/2020/wordml/sdtdatahash" xmlns:w16se="http://schemas.microsoft.com/office/word/2015/wordml/symex" mc:Ignorable="w14 w15 w16se w16cid w16 w16cex w16sdtdh w16du">
   <w:docDefaults>
     <w:rPrDefault>
       <w:rPr>
@@ -1910,6 +2134,29 @@
       <w:contextualSpacing/>
     </w:pPr>
   </w:style>
+  <w:style w:type="character" w:styleId="Hyperlink">
+    <w:name w:val="Hyperlink"/>
+    <w:basedOn w:val="DefaultParagraphFont"/>
+    <w:uiPriority w:val="99"/>
+    <w:unhideWhenUsed/>
+    <w:rsid w:val="006D3223"/>
+    <w:rPr>
+      <w:color w:val="0563C1" w:themeColor="hyperlink"/>
+      <w:u w:val="single"/>
+    </w:rPr>
+  </w:style>
+  <w:style w:type="character" w:styleId="UnresolvedMention">
+    <w:name w:val="Unresolved Mention"/>
+    <w:basedOn w:val="DefaultParagraphFont"/>
+    <w:uiPriority w:val="99"/>
+    <w:semiHidden/>
+    <w:unhideWhenUsed/>
+    <w:rsid w:val="006D3223"/>
+    <w:rPr>
+      <w:color w:val="605E5C"/>
+      <w:shd w:val="clear" w:color="auto" w:fill="E1DFDD"/>
+    </w:rPr>
+  </w:style>
 </w:styles>
 </file>
 
